--- a/data/revised_2026-10_full/outputs/v2/Physics/SS3.1_Radioactivity_and_Stability_of_Isotopes/Physics_Radioactivity_and_Stability_of_Isotopes_CBE_LessonSequence.docx
+++ b/data/revised_2026-10_full/outputs/v2/Physics/SS3.1_Radioactivity_and_Stability_of_Isotopes/Physics_Radioactivity_and_Stability_of_Isotopes_CBE_LessonSequence.docx
@@ -2798,7 +2798,7 @@
         </w:rPr>
         <w:t xml:space="preserve">© 2026 SeaVuria and ARES. This work is licensed under a </w:t>
       </w:r>
-      <w:hyperlink w:history="1" r:id="rIdhgj-mjgckurux7onjdsch">
+      <w:hyperlink w:history="1" r:id="rId9gask4addcynaapkukwlb">
         <w:r>
           <w:rPr>
             <w:rFonts w:ascii="Arial" w:cs="Arial" w:eastAsia="Arial" w:hAnsi="Arial"/>
@@ -2818,7 +2818,7 @@
         </w:rPr>
         <w:t xml:space="preserve"> (</w:t>
       </w:r>
-      <w:hyperlink w:history="1" r:id="rIdkcdmvjmkcgpxptyszge9t">
+      <w:hyperlink w:history="1" r:id="rIdzyqv2hg07isodiqtnaulb">
         <w:r>
           <w:rPr>
             <w:rFonts w:ascii="Arial" w:cs="Arial" w:eastAsia="Arial" w:hAnsi="Arial"/>
@@ -2838,7 +2838,7 @@
         </w:rPr>
         <w:t xml:space="preserve">). To view a copy of this license, visit </w:t>
       </w:r>
-      <w:hyperlink w:history="1" r:id="rIdufm4rya7mg3_j4cuj0lhl">
+      <w:hyperlink w:history="1" r:id="rIdquxd-uytxq-ep_ztmuj0m">
         <w:r>
           <w:rPr>
             <w:rFonts w:ascii="Arial" w:cs="Arial" w:eastAsia="Arial" w:hAnsi="Arial"/>
@@ -3877,7 +3877,7 @@
             <w:pPr>
               <w:spacing w:after="20" w:before="0"/>
             </w:pPr>
-            <w:hyperlink w:history="1" r:id="rIdblqijmcdjusqilks9fpic">
+            <w:hyperlink w:history="1" r:id="rIdnlazlpq8pvbcjjkdmrps_">
               <w:r>
                 <w:rPr>
                   <w:rFonts w:ascii="Arial" w:cs="Arial" w:eastAsia="Arial" w:hAnsi="Arial"/>
@@ -3910,7 +3910,7 @@
               <w:spacing w:after="10" w:before="0"/>
               <w:ind w:left="120"/>
             </w:pPr>
-            <w:hyperlink w:history="1" r:id="rIdy2znpnvz_hypd3uuvhlxm">
+            <w:hyperlink w:history="1" r:id="rIdapmmwa0uwhivp2s3p9dxt">
               <w:r>
                 <w:rPr>
                   <w:rFonts w:ascii="Arial" w:cs="Arial" w:eastAsia="Arial" w:hAnsi="Arial"/>
@@ -3955,7 +3955,7 @@
             <w:pPr>
               <w:spacing w:after="20" w:before="0"/>
             </w:pPr>
-            <w:hyperlink w:history="1" r:id="rIdncbzqqnfq2g58l92i_l43">
+            <w:hyperlink w:history="1" r:id="rId9ik5yfg7iyhvgo7kcfqky">
               <w:r>
                 <w:rPr>
                   <w:rFonts w:ascii="Arial" w:cs="Arial" w:eastAsia="Arial" w:hAnsi="Arial"/>
@@ -3988,7 +3988,7 @@
               <w:spacing w:after="10" w:before="0"/>
               <w:ind w:left="120"/>
             </w:pPr>
-            <w:hyperlink w:history="1" r:id="rIdmyndglsldwhazct-klag6">
+            <w:hyperlink w:history="1" r:id="rIdl-xwsrerj-k4daeevcne7">
               <w:r>
                 <w:rPr>
                   <w:rFonts w:ascii="Arial" w:cs="Arial" w:eastAsia="Arial" w:hAnsi="Arial"/>
@@ -4188,7 +4188,7 @@
             <w:pPr>
               <w:spacing w:after="20" w:before="0"/>
             </w:pPr>
-            <w:hyperlink w:history="1" r:id="rIdpx3x941dh9kk-nmqeexem">
+            <w:hyperlink w:history="1" r:id="rIdunfuw5zrlqxlxrjrlze8g">
               <w:r>
                 <w:rPr>
                   <w:rFonts w:ascii="Arial" w:cs="Arial" w:eastAsia="Arial" w:hAnsi="Arial"/>
@@ -4221,7 +4221,7 @@
               <w:spacing w:after="10" w:before="0"/>
               <w:ind w:left="120"/>
             </w:pPr>
-            <w:hyperlink w:history="1" r:id="rIdjrwqna7bbl3hx_rgb6hx2">
+            <w:hyperlink w:history="1" r:id="rIdsoq1cbwkgfaoo3sdquynb">
               <w:r>
                 <w:rPr>
                   <w:rFonts w:ascii="Arial" w:cs="Arial" w:eastAsia="Arial" w:hAnsi="Arial"/>
@@ -4266,7 +4266,7 @@
             <w:pPr>
               <w:spacing w:after="20" w:before="0"/>
             </w:pPr>
-            <w:hyperlink w:history="1" r:id="rIdy3b7fkxui0cicpei66sri">
+            <w:hyperlink w:history="1" r:id="rIdhgj0gyhp9_ltkgdacz8sy">
               <w:r>
                 <w:rPr>
                   <w:rFonts w:ascii="Arial" w:cs="Arial" w:eastAsia="Arial" w:hAnsi="Arial"/>
@@ -4299,7 +4299,7 @@
               <w:spacing w:after="10" w:before="0"/>
               <w:ind w:left="120"/>
             </w:pPr>
-            <w:hyperlink w:history="1" r:id="rIdvut-ayjddlotqfrqce06e">
+            <w:hyperlink w:history="1" r:id="rIddfw9ad3fl0iht0t8gubnr">
               <w:r>
                 <w:rPr>
                   <w:rFonts w:ascii="Arial" w:cs="Arial" w:eastAsia="Arial" w:hAnsi="Arial"/>
@@ -4499,7 +4499,7 @@
             <w:pPr>
               <w:spacing w:after="20" w:before="0"/>
             </w:pPr>
-            <w:hyperlink w:history="1" r:id="rIdcwycadzezfwlfs0hnkztc">
+            <w:hyperlink w:history="1" r:id="rId2tmzge_k2klo3srg7xknb">
               <w:r>
                 <w:rPr>
                   <w:rFonts w:ascii="Arial" w:cs="Arial" w:eastAsia="Arial" w:hAnsi="Arial"/>
@@ -4532,7 +4532,7 @@
               <w:spacing w:after="10" w:before="0"/>
               <w:ind w:left="120"/>
             </w:pPr>
-            <w:hyperlink w:history="1" r:id="rIdpfymtebrrzag9y6195jg5">
+            <w:hyperlink w:history="1" r:id="rIdmzn4cggu4tyktkho-fdqw">
               <w:r>
                 <w:rPr>
                   <w:rFonts w:ascii="Arial" w:cs="Arial" w:eastAsia="Arial" w:hAnsi="Arial"/>
@@ -4577,7 +4577,7 @@
             <w:pPr>
               <w:spacing w:after="20" w:before="0"/>
             </w:pPr>
-            <w:hyperlink w:history="1" r:id="rIdlraxlerqky486krv9qh_8">
+            <w:hyperlink w:history="1" r:id="rIdfy4p-hvag8dywfos2uvnc">
               <w:r>
                 <w:rPr>
                   <w:rFonts w:ascii="Arial" w:cs="Arial" w:eastAsia="Arial" w:hAnsi="Arial"/>
@@ -4610,7 +4610,7 @@
               <w:spacing w:after="10" w:before="0"/>
               <w:ind w:left="120"/>
             </w:pPr>
-            <w:hyperlink w:history="1" r:id="rIdqzl0eedpivykyactnaaql">
+            <w:hyperlink w:history="1" r:id="rIddwfx85knhokgcaujhdztl">
               <w:r>
                 <w:rPr>
                   <w:rFonts w:ascii="Arial" w:cs="Arial" w:eastAsia="Arial" w:hAnsi="Arial"/>
@@ -4810,7 +4810,7 @@
             <w:pPr>
               <w:spacing w:after="20" w:before="0"/>
             </w:pPr>
-            <w:hyperlink w:history="1" r:id="rIdh6wocv6tikezstl1ghekz">
+            <w:hyperlink w:history="1" r:id="rIdn4hognb-satcidan4jhme">
               <w:r>
                 <w:rPr>
                   <w:rFonts w:ascii="Arial" w:cs="Arial" w:eastAsia="Arial" w:hAnsi="Arial"/>
@@ -4843,7 +4843,7 @@
               <w:spacing w:after="10" w:before="0"/>
               <w:ind w:left="120"/>
             </w:pPr>
-            <w:hyperlink w:history="1" r:id="rId-v9eltvj1jbj9rnftyazq">
+            <w:hyperlink w:history="1" r:id="rIddnmxexllmh4cc-luypotc">
               <w:r>
                 <w:rPr>
                   <w:rFonts w:ascii="Arial" w:cs="Arial" w:eastAsia="Arial" w:hAnsi="Arial"/>
@@ -4888,7 +4888,7 @@
             <w:pPr>
               <w:spacing w:after="20" w:before="0"/>
             </w:pPr>
-            <w:hyperlink w:history="1" r:id="rIdltsxry8k7e6f-ad9qfltr">
+            <w:hyperlink w:history="1" r:id="rIdmoueo_b_gz_xpmwai6tq5">
               <w:r>
                 <w:rPr>
                   <w:rFonts w:ascii="Arial" w:cs="Arial" w:eastAsia="Arial" w:hAnsi="Arial"/>
@@ -4921,7 +4921,7 @@
               <w:spacing w:after="10" w:before="0"/>
               <w:ind w:left="120"/>
             </w:pPr>
-            <w:hyperlink w:history="1" r:id="rIdisf-hi0g1es_y5zso_s4d">
+            <w:hyperlink w:history="1" r:id="rIdv8bbwvuqzicy7fv8n42dr">
               <w:r>
                 <w:rPr>
                   <w:rFonts w:ascii="Arial" w:cs="Arial" w:eastAsia="Arial" w:hAnsi="Arial"/>
@@ -5121,7 +5121,7 @@
             <w:pPr>
               <w:spacing w:after="20" w:before="0"/>
             </w:pPr>
-            <w:hyperlink w:history="1" r:id="rIdvzqb3wh7pwkwy-lk8ya0g">
+            <w:hyperlink w:history="1" r:id="rIdcerfbihqkeyfdmaz3z-yk">
               <w:r>
                 <w:rPr>
                   <w:rFonts w:ascii="Arial" w:cs="Arial" w:eastAsia="Arial" w:hAnsi="Arial"/>
@@ -5170,7 +5170,7 @@
               <w:spacing w:after="10" w:before="0"/>
               <w:ind w:left="120"/>
             </w:pPr>
-            <w:hyperlink w:history="1" r:id="rIdkk-qyxt1bqotpyi8yecwi">
+            <w:hyperlink w:history="1" r:id="rIdempxwoovfufcod2qwzw7d">
               <w:r>
                 <w:rPr>
                   <w:rFonts w:ascii="Arial" w:cs="Arial" w:eastAsia="Arial" w:hAnsi="Arial"/>
@@ -5215,7 +5215,7 @@
             <w:pPr>
               <w:spacing w:after="20" w:before="0"/>
             </w:pPr>
-            <w:hyperlink w:history="1" r:id="rIdzdvphwv26zak5shisdg5f">
+            <w:hyperlink w:history="1" r:id="rId4gko0k-2_qr5ptm6qcmay">
               <w:r>
                 <w:rPr>
                   <w:rFonts w:ascii="Arial" w:cs="Arial" w:eastAsia="Arial" w:hAnsi="Arial"/>
@@ -5264,7 +5264,7 @@
               <w:spacing w:after="10" w:before="0"/>
               <w:ind w:left="120"/>
             </w:pPr>
-            <w:hyperlink w:history="1" r:id="rId4xlcomf-bvhfcsjj8ta3g">
+            <w:hyperlink w:history="1" r:id="rId-y1ordjujcuilo6tyewbc">
               <w:r>
                 <w:rPr>
                   <w:rFonts w:ascii="Arial" w:cs="Arial" w:eastAsia="Arial" w:hAnsi="Arial"/>
@@ -5909,7 +5909,7 @@
         </w:rPr>
         <w:t xml:space="preserve">© 2026 SeaVuria and ARES. Aligned with KICD objectives. Developed by SeaVuria; technical implementation by ARES (with AI assistance from Claude). Licensed under </w:t>
       </w:r>
-      <w:hyperlink w:history="1" r:id="rIde9tl76h4l4fviw7d4krxe">
+      <w:hyperlink w:history="1" r:id="rIdtppso8zuig5c1dlpm6dla">
         <w:r>
           <w:rPr>
             <w:rFonts w:ascii="Arial" w:cs="Arial" w:eastAsia="Arial" w:hAnsi="Arial"/>
@@ -5930,7 +5930,7 @@
         </w:rPr>
         <w:t xml:space="preserve"> (</w:t>
       </w:r>
-      <w:hyperlink w:history="1" r:id="rIdupkit2cbhq8z61ucq0ujo">
+      <w:hyperlink w:history="1" r:id="rId7wwnn_7cdr5xbxvbkw_ld">
         <w:r>
           <w:rPr>
             <w:rFonts w:ascii="Arial" w:cs="Arial" w:eastAsia="Arial" w:hAnsi="Arial"/>
@@ -6970,7 +6970,7 @@
             <w:pPr>
               <w:spacing w:after="20" w:before="0"/>
             </w:pPr>
-            <w:hyperlink w:history="1" r:id="rIdh1heyvlrwzzwr1hrfej_i">
+            <w:hyperlink w:history="1" r:id="rIdqv39qbbonz-56vlmwdpcw">
               <w:r>
                 <w:rPr>
                   <w:rFonts w:ascii="Arial" w:cs="Arial" w:eastAsia="Arial" w:hAnsi="Arial"/>
@@ -7003,7 +7003,7 @@
               <w:spacing w:after="10" w:before="0"/>
               <w:ind w:left="120"/>
             </w:pPr>
-            <w:hyperlink w:history="1" r:id="rIdtwxxfidvxqtp1e__cem_h">
+            <w:hyperlink w:history="1" r:id="rIdzerj9co4kabmnndbbowjm">
               <w:r>
                 <w:rPr>
                   <w:rFonts w:ascii="Arial" w:cs="Arial" w:eastAsia="Arial" w:hAnsi="Arial"/>
@@ -7048,7 +7048,7 @@
             <w:pPr>
               <w:spacing w:after="20" w:before="0"/>
             </w:pPr>
-            <w:hyperlink w:history="1" r:id="rIdfjvjfpb1jap2gbs2ox2ya">
+            <w:hyperlink w:history="1" r:id="rId9qeregfer5lyqlcvanc7c">
               <w:r>
                 <w:rPr>
                   <w:rFonts w:ascii="Arial" w:cs="Arial" w:eastAsia="Arial" w:hAnsi="Arial"/>
@@ -7081,7 +7081,7 @@
               <w:spacing w:after="10" w:before="0"/>
               <w:ind w:left="120"/>
             </w:pPr>
-            <w:hyperlink w:history="1" r:id="rIdzzc5ghzbcd-etwkum5y6m">
+            <w:hyperlink w:history="1" r:id="rIdkjhellifbxusa6mv0cddx">
               <w:r>
                 <w:rPr>
                   <w:rFonts w:ascii="Arial" w:cs="Arial" w:eastAsia="Arial" w:hAnsi="Arial"/>
@@ -7281,7 +7281,7 @@
             <w:pPr>
               <w:spacing w:after="20" w:before="0"/>
             </w:pPr>
-            <w:hyperlink w:history="1" r:id="rIdqjj3onrhfnzfkpaalk7e5">
+            <w:hyperlink w:history="1" r:id="rIddohvcxgn_aks2dhbpcqir">
               <w:r>
                 <w:rPr>
                   <w:rFonts w:ascii="Arial" w:cs="Arial" w:eastAsia="Arial" w:hAnsi="Arial"/>
@@ -7314,7 +7314,7 @@
               <w:spacing w:after="10" w:before="0"/>
               <w:ind w:left="120"/>
             </w:pPr>
-            <w:hyperlink w:history="1" r:id="rIdfatqb8mohhsbnync8adfm">
+            <w:hyperlink w:history="1" r:id="rIddcsr6o9i-mtfe821vvmpz">
               <w:r>
                 <w:rPr>
                   <w:rFonts w:ascii="Arial" w:cs="Arial" w:eastAsia="Arial" w:hAnsi="Arial"/>
@@ -7359,7 +7359,7 @@
             <w:pPr>
               <w:spacing w:after="20" w:before="0"/>
             </w:pPr>
-            <w:hyperlink w:history="1" r:id="rId9a_tjpm5i0yqi17_oqu2e">
+            <w:hyperlink w:history="1" r:id="rIdd-zmsrfginxpfeucg4ynp">
               <w:r>
                 <w:rPr>
                   <w:rFonts w:ascii="Arial" w:cs="Arial" w:eastAsia="Arial" w:hAnsi="Arial"/>
@@ -7392,7 +7392,7 @@
               <w:spacing w:after="10" w:before="0"/>
               <w:ind w:left="120"/>
             </w:pPr>
-            <w:hyperlink w:history="1" r:id="rIdkix24fivdaq5qvsex-bbo">
+            <w:hyperlink w:history="1" r:id="rIdivwrrbi-lbn42rsyd_tac">
               <w:r>
                 <w:rPr>
                   <w:rFonts w:ascii="Arial" w:cs="Arial" w:eastAsia="Arial" w:hAnsi="Arial"/>
@@ -7592,7 +7592,7 @@
             <w:pPr>
               <w:spacing w:after="20" w:before="0"/>
             </w:pPr>
-            <w:hyperlink w:history="1" r:id="rIdvx1tkedsthipzwk9uhoiy">
+            <w:hyperlink w:history="1" r:id="rIdi7gsqzpunwgy6fa4h7v92">
               <w:r>
                 <w:rPr>
                   <w:rFonts w:ascii="Arial" w:cs="Arial" w:eastAsia="Arial" w:hAnsi="Arial"/>
@@ -7625,7 +7625,7 @@
               <w:spacing w:after="10" w:before="0"/>
               <w:ind w:left="120"/>
             </w:pPr>
-            <w:hyperlink w:history="1" r:id="rIdr1ngrscard7jdxcujjiaw">
+            <w:hyperlink w:history="1" r:id="rId5m40jr5hfedtp0vc0pswk">
               <w:r>
                 <w:rPr>
                   <w:rFonts w:ascii="Arial" w:cs="Arial" w:eastAsia="Arial" w:hAnsi="Arial"/>
@@ -7670,7 +7670,7 @@
             <w:pPr>
               <w:spacing w:after="20" w:before="0"/>
             </w:pPr>
-            <w:hyperlink w:history="1" r:id="rIdsuyqdll_bcfehgln_0bzd">
+            <w:hyperlink w:history="1" r:id="rIdfwhcm-qwwk-qkwjqitygn">
               <w:r>
                 <w:rPr>
                   <w:rFonts w:ascii="Arial" w:cs="Arial" w:eastAsia="Arial" w:hAnsi="Arial"/>
@@ -7703,7 +7703,7 @@
               <w:spacing w:after="10" w:before="0"/>
               <w:ind w:left="120"/>
             </w:pPr>
-            <w:hyperlink w:history="1" r:id="rIdqupgf9rsynww2wi1q8iz1">
+            <w:hyperlink w:history="1" r:id="rIde2lf-uh1uoso2f4jhz9sd">
               <w:r>
                 <w:rPr>
                   <w:rFonts w:ascii="Arial" w:cs="Arial" w:eastAsia="Arial" w:hAnsi="Arial"/>
@@ -7903,7 +7903,7 @@
             <w:pPr>
               <w:spacing w:after="20" w:before="0"/>
             </w:pPr>
-            <w:hyperlink w:history="1" r:id="rIdl8axvp9wbdws_uloutskz">
+            <w:hyperlink w:history="1" r:id="rIdqqos33mmwecb70zrabfpk">
               <w:r>
                 <w:rPr>
                   <w:rFonts w:ascii="Arial" w:cs="Arial" w:eastAsia="Arial" w:hAnsi="Arial"/>
@@ -7936,7 +7936,7 @@
               <w:spacing w:after="10" w:before="0"/>
               <w:ind w:left="120"/>
             </w:pPr>
-            <w:hyperlink w:history="1" r:id="rId18a2g9mnpli4xqvhhuzak">
+            <w:hyperlink w:history="1" r:id="rIdi-epxs0inep6ttjhvewuv">
               <w:r>
                 <w:rPr>
                   <w:rFonts w:ascii="Arial" w:cs="Arial" w:eastAsia="Arial" w:hAnsi="Arial"/>
@@ -7981,7 +7981,7 @@
             <w:pPr>
               <w:spacing w:after="20" w:before="0"/>
             </w:pPr>
-            <w:hyperlink w:history="1" r:id="rIdo9ujx_jn-cmu1vyyaexz_">
+            <w:hyperlink w:history="1" r:id="rIdtwlyamy2hezsmxkbgwcyq">
               <w:r>
                 <w:rPr>
                   <w:rFonts w:ascii="Arial" w:cs="Arial" w:eastAsia="Arial" w:hAnsi="Arial"/>
@@ -8014,7 +8014,7 @@
               <w:spacing w:after="10" w:before="0"/>
               <w:ind w:left="120"/>
             </w:pPr>
-            <w:hyperlink w:history="1" r:id="rIdf2vcnlinszqkvee1infmz">
+            <w:hyperlink w:history="1" r:id="rId8ziw2kysi4vf56hlreyob">
               <w:r>
                 <w:rPr>
                   <w:rFonts w:ascii="Arial" w:cs="Arial" w:eastAsia="Arial" w:hAnsi="Arial"/>
@@ -8214,7 +8214,7 @@
             <w:pPr>
               <w:spacing w:after="20" w:before="0"/>
             </w:pPr>
-            <w:hyperlink w:history="1" r:id="rId9f5vdlgxdpf1rf6eyvvkm">
+            <w:hyperlink w:history="1" r:id="rIdcrp7xtpf3kfj4q_rxkowo">
               <w:r>
                 <w:rPr>
                   <w:rFonts w:ascii="Arial" w:cs="Arial" w:eastAsia="Arial" w:hAnsi="Arial"/>
@@ -8247,7 +8247,7 @@
               <w:spacing w:after="10" w:before="0"/>
               <w:ind w:left="120"/>
             </w:pPr>
-            <w:hyperlink w:history="1" r:id="rIdf4urkcdrsxbykoerm9jjr">
+            <w:hyperlink w:history="1" r:id="rIdqvdtzyfnsrannubaqqb20">
               <w:r>
                 <w:rPr>
                   <w:rFonts w:ascii="Arial" w:cs="Arial" w:eastAsia="Arial" w:hAnsi="Arial"/>
@@ -8292,7 +8292,7 @@
             <w:pPr>
               <w:spacing w:after="20" w:before="0"/>
             </w:pPr>
-            <w:hyperlink w:history="1" r:id="rIdrdchm_goecg6btxy8d-wf">
+            <w:hyperlink w:history="1" r:id="rIdbv79d4thc6zhuzxijobq5">
               <w:r>
                 <w:rPr>
                   <w:rFonts w:ascii="Arial" w:cs="Arial" w:eastAsia="Arial" w:hAnsi="Arial"/>
@@ -8341,7 +8341,7 @@
               <w:spacing w:after="10" w:before="0"/>
               <w:ind w:left="120"/>
             </w:pPr>
-            <w:hyperlink w:history="1" r:id="rIdmwb69wlnbyh_dibai7wwa">
+            <w:hyperlink w:history="1" r:id="rIdrbvb9ech_c1p5l67k1v27">
               <w:r>
                 <w:rPr>
                   <w:rFonts w:ascii="Arial" w:cs="Arial" w:eastAsia="Arial" w:hAnsi="Arial"/>
@@ -8866,7 +8866,7 @@
         </w:rPr>
         <w:t xml:space="preserve">© 2026 SeaVuria and ARES. Aligned with KICD objectives. Developed by SeaVuria; technical implementation by ARES (with AI assistance from Claude). Licensed under </w:t>
       </w:r>
-      <w:hyperlink w:history="1" r:id="rId5bdn1bqgkljgayskczz6i">
+      <w:hyperlink w:history="1" r:id="rIdnfod6jmuhaunjnxup-lkh">
         <w:r>
           <w:rPr>
             <w:rFonts w:ascii="Arial" w:cs="Arial" w:eastAsia="Arial" w:hAnsi="Arial"/>
@@ -8887,7 +8887,7 @@
         </w:rPr>
         <w:t xml:space="preserve"> (</w:t>
       </w:r>
-      <w:hyperlink w:history="1" r:id="rIdhojrp2mng9ukcrpdctbcc">
+      <w:hyperlink w:history="1" r:id="rIdilihhusa4-cudhvhxuwhj">
         <w:r>
           <w:rPr>
             <w:rFonts w:ascii="Arial" w:cs="Arial" w:eastAsia="Arial" w:hAnsi="Arial"/>
@@ -9927,7 +9927,7 @@
             <w:pPr>
               <w:spacing w:after="20" w:before="0"/>
             </w:pPr>
-            <w:hyperlink w:history="1" r:id="rId9a3czkruh6qlhbxblqbrd">
+            <w:hyperlink w:history="1" r:id="rIdxhre3arseu4gdayghge7y">
               <w:r>
                 <w:rPr>
                   <w:rFonts w:ascii="Arial" w:cs="Arial" w:eastAsia="Arial" w:hAnsi="Arial"/>
@@ -9976,7 +9976,7 @@
               <w:spacing w:after="10" w:before="0"/>
               <w:ind w:left="120"/>
             </w:pPr>
-            <w:hyperlink w:history="1" r:id="rIdi-4zgyigz4juokxtrqfnq">
+            <w:hyperlink w:history="1" r:id="rIdxdrrtkfws6fnkgj7sjdrb">
               <w:r>
                 <w:rPr>
                   <w:rFonts w:ascii="Arial" w:cs="Arial" w:eastAsia="Arial" w:hAnsi="Arial"/>
@@ -10021,7 +10021,7 @@
             <w:pPr>
               <w:spacing w:after="20" w:before="0"/>
             </w:pPr>
-            <w:hyperlink w:history="1" r:id="rIdzmbqw-2a-neumc7wabncw">
+            <w:hyperlink w:history="1" r:id="rIdawjabhcd1izoqkiyooikk">
               <w:r>
                 <w:rPr>
                   <w:rFonts w:ascii="Arial" w:cs="Arial" w:eastAsia="Arial" w:hAnsi="Arial"/>
@@ -10054,7 +10054,7 @@
               <w:spacing w:after="10" w:before="0"/>
               <w:ind w:left="120"/>
             </w:pPr>
-            <w:hyperlink w:history="1" r:id="rIdesdohoj8esjzlavli2bug">
+            <w:hyperlink w:history="1" r:id="rIdbsaqwi5i2g5weyk_eoi4h">
               <w:r>
                 <w:rPr>
                   <w:rFonts w:ascii="Arial" w:cs="Arial" w:eastAsia="Arial" w:hAnsi="Arial"/>
@@ -10374,7 +10374,7 @@
             <w:pPr>
               <w:spacing w:after="20" w:before="0"/>
             </w:pPr>
-            <w:hyperlink w:history="1" r:id="rIdjo84dg2vishac4eouzow0">
+            <w:hyperlink w:history="1" r:id="rId4hulbosxwybxko7gqflns">
               <w:r>
                 <w:rPr>
                   <w:rFonts w:ascii="Arial" w:cs="Arial" w:eastAsia="Arial" w:hAnsi="Arial"/>
@@ -10423,7 +10423,7 @@
               <w:spacing w:after="10" w:before="0"/>
               <w:ind w:left="120"/>
             </w:pPr>
-            <w:hyperlink w:history="1" r:id="rId_giruljcr6eigvfdaf85n">
+            <w:hyperlink w:history="1" r:id="rIdjqqxtkuqnksr7kjf7b50x">
               <w:r>
                 <w:rPr>
                   <w:rFonts w:ascii="Arial" w:cs="Arial" w:eastAsia="Arial" w:hAnsi="Arial"/>
@@ -10468,7 +10468,7 @@
             <w:pPr>
               <w:spacing w:after="20" w:before="0"/>
             </w:pPr>
-            <w:hyperlink w:history="1" r:id="rIdjrepabg2ehqdsl_jqqxsh">
+            <w:hyperlink w:history="1" r:id="rIdmlhvifn8dw2hcs7dx4dai">
               <w:r>
                 <w:rPr>
                   <w:rFonts w:ascii="Arial" w:cs="Arial" w:eastAsia="Arial" w:hAnsi="Arial"/>
@@ -10501,7 +10501,7 @@
               <w:spacing w:after="10" w:before="0"/>
               <w:ind w:left="120"/>
             </w:pPr>
-            <w:hyperlink w:history="1" r:id="rIdrfo7qauqtx7x2wudraar2">
+            <w:hyperlink w:history="1" r:id="rIdjhbjqaoxck5udhxcz5fec">
               <w:r>
                 <w:rPr>
                   <w:rFonts w:ascii="Arial" w:cs="Arial" w:eastAsia="Arial" w:hAnsi="Arial"/>
@@ -11021,7 +11021,7 @@
             <w:pPr>
               <w:spacing w:after="20" w:before="0"/>
             </w:pPr>
-            <w:hyperlink w:history="1" r:id="rIdywbmrfcemtm9iawo1bc8e">
+            <w:hyperlink w:history="1" r:id="rIdcysmd3siefrncafo4uyw5">
               <w:r>
                 <w:rPr>
                   <w:rFonts w:ascii="Arial" w:cs="Arial" w:eastAsia="Arial" w:hAnsi="Arial"/>
@@ -11070,7 +11070,7 @@
               <w:spacing w:after="10" w:before="0"/>
               <w:ind w:left="120"/>
             </w:pPr>
-            <w:hyperlink w:history="1" r:id="rIdmyenhrvei_3grn4sdkixh">
+            <w:hyperlink w:history="1" r:id="rIdwyvpnqldekkakueym3b3y">
               <w:r>
                 <w:rPr>
                   <w:rFonts w:ascii="Arial" w:cs="Arial" w:eastAsia="Arial" w:hAnsi="Arial"/>
@@ -11115,7 +11115,7 @@
             <w:pPr>
               <w:spacing w:after="20" w:before="0"/>
             </w:pPr>
-            <w:hyperlink w:history="1" r:id="rIdfmpe-6kdar02wxjeydrt8">
+            <w:hyperlink w:history="1" r:id="rIdug8ddumkjp8slhqfhqya_">
               <w:r>
                 <w:rPr>
                   <w:rFonts w:ascii="Arial" w:cs="Arial" w:eastAsia="Arial" w:hAnsi="Arial"/>
@@ -11148,7 +11148,7 @@
               <w:spacing w:after="10" w:before="0"/>
               <w:ind w:left="120"/>
             </w:pPr>
-            <w:hyperlink w:history="1" r:id="rIdyrqtdebojoecmr9q_gvza">
+            <w:hyperlink w:history="1" r:id="rId-oqfcfxhpqg3kpyvrexne">
               <w:r>
                 <w:rPr>
                   <w:rFonts w:ascii="Arial" w:cs="Arial" w:eastAsia="Arial" w:hAnsi="Arial"/>
@@ -11528,7 +11528,7 @@
             <w:pPr>
               <w:spacing w:after="20" w:before="0"/>
             </w:pPr>
-            <w:hyperlink w:history="1" r:id="rIdp2_9mq7nyrwcivwhnlyjo">
+            <w:hyperlink w:history="1" r:id="rIdf5jcwnxpo0gurhqpte43i">
               <w:r>
                 <w:rPr>
                   <w:rFonts w:ascii="Arial" w:cs="Arial" w:eastAsia="Arial" w:hAnsi="Arial"/>
@@ -11577,7 +11577,7 @@
               <w:spacing w:after="10" w:before="0"/>
               <w:ind w:left="120"/>
             </w:pPr>
-            <w:hyperlink w:history="1" r:id="rIdsbyvcp3vaw6q6t1abd1fe">
+            <w:hyperlink w:history="1" r:id="rId0h61wnnl2z-plnemt98lt">
               <w:r>
                 <w:rPr>
                   <w:rFonts w:ascii="Arial" w:cs="Arial" w:eastAsia="Arial" w:hAnsi="Arial"/>
@@ -11622,7 +11622,7 @@
             <w:pPr>
               <w:spacing w:after="20" w:before="0"/>
             </w:pPr>
-            <w:hyperlink w:history="1" r:id="rIdeiu7mhue1-stlr6r2fk-e">
+            <w:hyperlink w:history="1" r:id="rIdz2narbiuozwe-5vzsc4rz">
               <w:r>
                 <w:rPr>
                   <w:rFonts w:ascii="Arial" w:cs="Arial" w:eastAsia="Arial" w:hAnsi="Arial"/>
@@ -11655,7 +11655,7 @@
               <w:spacing w:after="10" w:before="0"/>
               <w:ind w:left="120"/>
             </w:pPr>
-            <w:hyperlink w:history="1" r:id="rIdoqcpngzwireuxw8e9fz8y">
+            <w:hyperlink w:history="1" r:id="rIdpobagqisbolncfuk40-pm">
               <w:r>
                 <w:rPr>
                   <w:rFonts w:ascii="Arial" w:cs="Arial" w:eastAsia="Arial" w:hAnsi="Arial"/>
@@ -12035,7 +12035,7 @@
             <w:pPr>
               <w:spacing w:after="20" w:before="0"/>
             </w:pPr>
-            <w:hyperlink w:history="1" r:id="rId9m6npe32nm_5v1btigk3p">
+            <w:hyperlink w:history="1" r:id="rIdvh6ig3ucfes8aeyes0nsv">
               <w:r>
                 <w:rPr>
                   <w:rFonts w:ascii="Arial" w:cs="Arial" w:eastAsia="Arial" w:hAnsi="Arial"/>
@@ -12084,7 +12084,7 @@
               <w:spacing w:after="10" w:before="0"/>
               <w:ind w:left="120"/>
             </w:pPr>
-            <w:hyperlink w:history="1" r:id="rId6f6izckro1xaoiwwdm-hy">
+            <w:hyperlink w:history="1" r:id="rIdj5fy0eljxnnpspnmha1lh">
               <w:r>
                 <w:rPr>
                   <w:rFonts w:ascii="Arial" w:cs="Arial" w:eastAsia="Arial" w:hAnsi="Arial"/>
@@ -12129,7 +12129,7 @@
             <w:pPr>
               <w:spacing w:after="20" w:before="0"/>
             </w:pPr>
-            <w:hyperlink w:history="1" r:id="rIdngzz9cte_f_njgilk93xg">
+            <w:hyperlink w:history="1" r:id="rIdzp7_aspfbadcr8fi53yeg">
               <w:r>
                 <w:rPr>
                   <w:rFonts w:ascii="Arial" w:cs="Arial" w:eastAsia="Arial" w:hAnsi="Arial"/>
@@ -12162,7 +12162,7 @@
               <w:spacing w:after="10" w:before="0"/>
               <w:ind w:left="120"/>
             </w:pPr>
-            <w:hyperlink w:history="1" r:id="rIdyhw_us1sbz5oa83u143km">
+            <w:hyperlink w:history="1" r:id="rIdbu7-lrldjgze6qfqln1q3">
               <w:r>
                 <w:rPr>
                   <w:rFonts w:ascii="Arial" w:cs="Arial" w:eastAsia="Arial" w:hAnsi="Arial"/>
@@ -13187,7 +13187,7 @@
         </w:rPr>
         <w:t xml:space="preserve">© 2026 SeaVuria and ARES. Aligned with KICD objectives. Developed by SeaVuria; technical implementation by ARES (with AI assistance from Claude). Licensed under </w:t>
       </w:r>
-      <w:hyperlink w:history="1" r:id="rId1zbnxjunhyajlj9bsgs_v">
+      <w:hyperlink w:history="1" r:id="rId9yfezv6irm9rg4cprxqtx">
         <w:r>
           <w:rPr>
             <w:rFonts w:ascii="Arial" w:cs="Arial" w:eastAsia="Arial" w:hAnsi="Arial"/>
@@ -13208,7 +13208,7 @@
         </w:rPr>
         <w:t xml:space="preserve"> (</w:t>
       </w:r>
-      <w:hyperlink w:history="1" r:id="rIdag0jwo1xzfsj48vqyorov">
+      <w:hyperlink w:history="1" r:id="rIdc9zfoliqbwnmu_76nn35o">
         <w:r>
           <w:rPr>
             <w:rFonts w:ascii="Arial" w:cs="Arial" w:eastAsia="Arial" w:hAnsi="Arial"/>
@@ -14248,7 +14248,7 @@
             <w:pPr>
               <w:spacing w:after="20" w:before="0"/>
             </w:pPr>
-            <w:hyperlink w:history="1" r:id="rIdgkrsjysqvfkzf3tzwdxak">
+            <w:hyperlink w:history="1" r:id="rIdizz6a6swaannu6kwncghv">
               <w:r>
                 <w:rPr>
                   <w:rFonts w:ascii="Arial" w:cs="Arial" w:eastAsia="Arial" w:hAnsi="Arial"/>
@@ -14281,7 +14281,7 @@
               <w:spacing w:after="10" w:before="0"/>
               <w:ind w:left="120"/>
             </w:pPr>
-            <w:hyperlink w:history="1" r:id="rIdleakwe0u6hbmljq46path">
+            <w:hyperlink w:history="1" r:id="rId6jmvyejmpetg2p264zk54">
               <w:r>
                 <w:rPr>
                   <w:rFonts w:ascii="Arial" w:cs="Arial" w:eastAsia="Arial" w:hAnsi="Arial"/>
@@ -14326,7 +14326,7 @@
             <w:pPr>
               <w:spacing w:after="20" w:before="0"/>
             </w:pPr>
-            <w:hyperlink w:history="1" r:id="rId7hmszjszrtdku-ftuqpyv">
+            <w:hyperlink w:history="1" r:id="rIdlviyd8zdueggzvtxy8vrh">
               <w:r>
                 <w:rPr>
                   <w:rFonts w:ascii="Arial" w:cs="Arial" w:eastAsia="Arial" w:hAnsi="Arial"/>
@@ -14359,7 +14359,7 @@
               <w:spacing w:after="10" w:before="0"/>
               <w:ind w:left="120"/>
             </w:pPr>
-            <w:hyperlink w:history="1" r:id="rIdjyq-b7ykawf2ooikehgxo">
+            <w:hyperlink w:history="1" r:id="rIdc-0ocgdkbkmc1ejdsakhe">
               <w:r>
                 <w:rPr>
                   <w:rFonts w:ascii="Arial" w:cs="Arial" w:eastAsia="Arial" w:hAnsi="Arial"/>
@@ -14559,7 +14559,7 @@
             <w:pPr>
               <w:spacing w:after="20" w:before="0"/>
             </w:pPr>
-            <w:hyperlink w:history="1" r:id="rIdgujrv68ejuosnu7ckqtgr">
+            <w:hyperlink w:history="1" r:id="rIdbr85ecpdzv_h6zejcnqvg">
               <w:r>
                 <w:rPr>
                   <w:rFonts w:ascii="Arial" w:cs="Arial" w:eastAsia="Arial" w:hAnsi="Arial"/>
@@ -14592,7 +14592,7 @@
               <w:spacing w:after="10" w:before="0"/>
               <w:ind w:left="120"/>
             </w:pPr>
-            <w:hyperlink w:history="1" r:id="rIdebc0ysriauxpe1jvufmae">
+            <w:hyperlink w:history="1" r:id="rId_mylbgvxrsb5-kgptbodq">
               <w:r>
                 <w:rPr>
                   <w:rFonts w:ascii="Arial" w:cs="Arial" w:eastAsia="Arial" w:hAnsi="Arial"/>
@@ -14637,7 +14637,7 @@
             <w:pPr>
               <w:spacing w:after="20" w:before="0"/>
             </w:pPr>
-            <w:hyperlink w:history="1" r:id="rIdvdp-gwzynd-ju3s-w9zwi">
+            <w:hyperlink w:history="1" r:id="rIdvpgsq4oew42wsckaca67q">
               <w:r>
                 <w:rPr>
                   <w:rFonts w:ascii="Arial" w:cs="Arial" w:eastAsia="Arial" w:hAnsi="Arial"/>
@@ -14670,7 +14670,7 @@
               <w:spacing w:after="10" w:before="0"/>
               <w:ind w:left="120"/>
             </w:pPr>
-            <w:hyperlink w:history="1" r:id="rIdgkrblkghxsevdpma6vr2l">
+            <w:hyperlink w:history="1" r:id="rIdebbe-j6kpoc3hnq2xvfna">
               <w:r>
                 <w:rPr>
                   <w:rFonts w:ascii="Arial" w:cs="Arial" w:eastAsia="Arial" w:hAnsi="Arial"/>
@@ -14870,7 +14870,7 @@
             <w:pPr>
               <w:spacing w:after="20" w:before="0"/>
             </w:pPr>
-            <w:hyperlink w:history="1" r:id="rIdjscf1upix96f8wbekiyy8">
+            <w:hyperlink w:history="1" r:id="rIdxtmscoaff4im27wliruz3">
               <w:r>
                 <w:rPr>
                   <w:rFonts w:ascii="Arial" w:cs="Arial" w:eastAsia="Arial" w:hAnsi="Arial"/>
@@ -14903,7 +14903,7 @@
               <w:spacing w:after="10" w:before="0"/>
               <w:ind w:left="120"/>
             </w:pPr>
-            <w:hyperlink w:history="1" r:id="rIdtatxmc6mkmm4wgjnzv6pt">
+            <w:hyperlink w:history="1" r:id="rIdtuqqb79lzcay8gucfibte">
               <w:r>
                 <w:rPr>
                   <w:rFonts w:ascii="Arial" w:cs="Arial" w:eastAsia="Arial" w:hAnsi="Arial"/>
@@ -14948,7 +14948,7 @@
             <w:pPr>
               <w:spacing w:after="20" w:before="0"/>
             </w:pPr>
-            <w:hyperlink w:history="1" r:id="rIdumoua9xhz2xoss7exiqwx">
+            <w:hyperlink w:history="1" r:id="rIdmfoxnxxcvyr_yknynoc6x">
               <w:r>
                 <w:rPr>
                   <w:rFonts w:ascii="Arial" w:cs="Arial" w:eastAsia="Arial" w:hAnsi="Arial"/>
@@ -14981,7 +14981,7 @@
               <w:spacing w:after="10" w:before="0"/>
               <w:ind w:left="120"/>
             </w:pPr>
-            <w:hyperlink w:history="1" r:id="rIdb90-ws3hbjqbqdoci76de">
+            <w:hyperlink w:history="1" r:id="rIdnxlzy70_n_2ey-gno5mfy">
               <w:r>
                 <w:rPr>
                   <w:rFonts w:ascii="Arial" w:cs="Arial" w:eastAsia="Arial" w:hAnsi="Arial"/>
@@ -15181,7 +15181,7 @@
             <w:pPr>
               <w:spacing w:after="20" w:before="0"/>
             </w:pPr>
-            <w:hyperlink w:history="1" r:id="rIdm3qd7xtbd1mcweghxg_e4">
+            <w:hyperlink w:history="1" r:id="rIdm3zdk7jfn-n61tbmsajct">
               <w:r>
                 <w:rPr>
                   <w:rFonts w:ascii="Arial" w:cs="Arial" w:eastAsia="Arial" w:hAnsi="Arial"/>
@@ -15214,7 +15214,7 @@
               <w:spacing w:after="10" w:before="0"/>
               <w:ind w:left="120"/>
             </w:pPr>
-            <w:hyperlink w:history="1" r:id="rIdwdkfexvqgwa16ciqv0cpz">
+            <w:hyperlink w:history="1" r:id="rId18l3v5b80tu289ydw42kf">
               <w:r>
                 <w:rPr>
                   <w:rFonts w:ascii="Arial" w:cs="Arial" w:eastAsia="Arial" w:hAnsi="Arial"/>
@@ -15259,7 +15259,7 @@
             <w:pPr>
               <w:spacing w:after="20" w:before="0"/>
             </w:pPr>
-            <w:hyperlink w:history="1" r:id="rIdthmbhk5v5zef_yu8ztqxa">
+            <w:hyperlink w:history="1" r:id="rIde5sydc0zl79ouaklw5zwv">
               <w:r>
                 <w:rPr>
                   <w:rFonts w:ascii="Arial" w:cs="Arial" w:eastAsia="Arial" w:hAnsi="Arial"/>
@@ -15292,7 +15292,7 @@
               <w:spacing w:after="10" w:before="0"/>
               <w:ind w:left="120"/>
             </w:pPr>
-            <w:hyperlink w:history="1" r:id="rIdn7slpmacj9uy-nj3cvgiz">
+            <w:hyperlink w:history="1" r:id="rIdzooyynh5vdecedns_alto">
               <w:r>
                 <w:rPr>
                   <w:rFonts w:ascii="Arial" w:cs="Arial" w:eastAsia="Arial" w:hAnsi="Arial"/>
@@ -15492,7 +15492,7 @@
             <w:pPr>
               <w:spacing w:after="20" w:before="0"/>
             </w:pPr>
-            <w:hyperlink w:history="1" r:id="rId7_ysxkrbng4wamhotchpi">
+            <w:hyperlink w:history="1" r:id="rIdjrr7hmkgwrxhrozpaxjsu">
               <w:r>
                 <w:rPr>
                   <w:rFonts w:ascii="Arial" w:cs="Arial" w:eastAsia="Arial" w:hAnsi="Arial"/>
@@ -15541,7 +15541,7 @@
               <w:spacing w:after="10" w:before="0"/>
               <w:ind w:left="120"/>
             </w:pPr>
-            <w:hyperlink w:history="1" r:id="rIdp0cdnkl5xvfrssrazomlx">
+            <w:hyperlink w:history="1" r:id="rIdda2x-ksnnqlqihajkew-9">
               <w:r>
                 <w:rPr>
                   <w:rFonts w:ascii="Arial" w:cs="Arial" w:eastAsia="Arial" w:hAnsi="Arial"/>
@@ -15586,7 +15586,7 @@
             <w:pPr>
               <w:spacing w:after="20" w:before="0"/>
             </w:pPr>
-            <w:hyperlink w:history="1" r:id="rIduuymqx6p4npvgonuttyps">
+            <w:hyperlink w:history="1" r:id="rId1pmckp-kzdxixtx7c1sto">
               <w:r>
                 <w:rPr>
                   <w:rFonts w:ascii="Arial" w:cs="Arial" w:eastAsia="Arial" w:hAnsi="Arial"/>
@@ -15619,7 +15619,7 @@
               <w:spacing w:after="10" w:before="0"/>
               <w:ind w:left="120"/>
             </w:pPr>
-            <w:hyperlink w:history="1" r:id="rId46qrlebzwyellvn9tj_br">
+            <w:hyperlink w:history="1" r:id="rId5imfg3pn76_qiwop2b-hf">
               <w:r>
                 <w:rPr>
                   <w:rFonts w:ascii="Arial" w:cs="Arial" w:eastAsia="Arial" w:hAnsi="Arial"/>
@@ -16144,7 +16144,7 @@
         </w:rPr>
         <w:t xml:space="preserve">© 2026 SeaVuria and ARES. Aligned with KICD objectives. Developed by SeaVuria; technical implementation by ARES (with AI assistance from Claude). Licensed under </w:t>
       </w:r>
-      <w:hyperlink w:history="1" r:id="rIduy4cvymytkz7jmitlk7tp">
+      <w:hyperlink w:history="1" r:id="rIdallksfrgyrkezshpq56j7">
         <w:r>
           <w:rPr>
             <w:rFonts w:ascii="Arial" w:cs="Arial" w:eastAsia="Arial" w:hAnsi="Arial"/>
@@ -16165,7 +16165,7 @@
         </w:rPr>
         <w:t xml:space="preserve"> (</w:t>
       </w:r>
-      <w:hyperlink w:history="1" r:id="rIdtkwerbwqvr2-mr3lcx7yl">
+      <w:hyperlink w:history="1" r:id="rIdamwajiw3hf8vtreq0i8ym">
         <w:r>
           <w:rPr>
             <w:rFonts w:ascii="Arial" w:cs="Arial" w:eastAsia="Arial" w:hAnsi="Arial"/>
@@ -17205,7 +17205,7 @@
             <w:pPr>
               <w:spacing w:after="20" w:before="0"/>
             </w:pPr>
-            <w:hyperlink w:history="1" r:id="rIdormcfuqd2f0sv9yedzr-p">
+            <w:hyperlink w:history="1" r:id="rIdeij6tnhjpoeavoccmolph">
               <w:r>
                 <w:rPr>
                   <w:rFonts w:ascii="Arial" w:cs="Arial" w:eastAsia="Arial" w:hAnsi="Arial"/>
@@ -17238,7 +17238,7 @@
               <w:spacing w:after="10" w:before="0"/>
               <w:ind w:left="120"/>
             </w:pPr>
-            <w:hyperlink w:history="1" r:id="rIdp17hqet1dora8trf2aolt">
+            <w:hyperlink w:history="1" r:id="rIdnn8w0qvaskwnkbo6o3npo">
               <w:r>
                 <w:rPr>
                   <w:rFonts w:ascii="Arial" w:cs="Arial" w:eastAsia="Arial" w:hAnsi="Arial"/>
@@ -17283,7 +17283,7 @@
             <w:pPr>
               <w:spacing w:after="20" w:before="0"/>
             </w:pPr>
-            <w:hyperlink w:history="1" r:id="rIdlzsnulziukxtx6zjldwww">
+            <w:hyperlink w:history="1" r:id="rId0joe9qrka6jb87gcr3f1o">
               <w:r>
                 <w:rPr>
                   <w:rFonts w:ascii="Arial" w:cs="Arial" w:eastAsia="Arial" w:hAnsi="Arial"/>
@@ -17316,7 +17316,7 @@
               <w:spacing w:after="10" w:before="0"/>
               <w:ind w:left="120"/>
             </w:pPr>
-            <w:hyperlink w:history="1" r:id="rIdq0akwrb8w1jingw5m93on">
+            <w:hyperlink w:history="1" r:id="rIdsoogtksngpgmytgtllgrn">
               <w:r>
                 <w:rPr>
                   <w:rFonts w:ascii="Arial" w:cs="Arial" w:eastAsia="Arial" w:hAnsi="Arial"/>
@@ -17516,7 +17516,7 @@
             <w:pPr>
               <w:spacing w:after="20" w:before="0"/>
             </w:pPr>
-            <w:hyperlink w:history="1" r:id="rIdiphgux28vrk2jez_tkcdz">
+            <w:hyperlink w:history="1" r:id="rIdigdvctdcimqxrboaq2lvd">
               <w:r>
                 <w:rPr>
                   <w:rFonts w:ascii="Arial" w:cs="Arial" w:eastAsia="Arial" w:hAnsi="Arial"/>
@@ -17549,7 +17549,7 @@
               <w:spacing w:after="10" w:before="0"/>
               <w:ind w:left="120"/>
             </w:pPr>
-            <w:hyperlink w:history="1" r:id="rId0p_forliminh6r14amj3b">
+            <w:hyperlink w:history="1" r:id="rId_gdgy8i9fybxxydxy8p5y">
               <w:r>
                 <w:rPr>
                   <w:rFonts w:ascii="Arial" w:cs="Arial" w:eastAsia="Arial" w:hAnsi="Arial"/>
@@ -17594,7 +17594,7 @@
             <w:pPr>
               <w:spacing w:after="20" w:before="0"/>
             </w:pPr>
-            <w:hyperlink w:history="1" r:id="rIdxd4x2aff3ofaj6_and1lj">
+            <w:hyperlink w:history="1" r:id="rIdcjr2zoqlbbihkne5zy3x_">
               <w:r>
                 <w:rPr>
                   <w:rFonts w:ascii="Arial" w:cs="Arial" w:eastAsia="Arial" w:hAnsi="Arial"/>
@@ -17627,7 +17627,7 @@
               <w:spacing w:after="10" w:before="0"/>
               <w:ind w:left="120"/>
             </w:pPr>
-            <w:hyperlink w:history="1" r:id="rId1laeoprzl7gq7bnokfu6p">
+            <w:hyperlink w:history="1" r:id="rId9o599skblbdlku1nwdxna">
               <w:r>
                 <w:rPr>
                   <w:rFonts w:ascii="Arial" w:cs="Arial" w:eastAsia="Arial" w:hAnsi="Arial"/>
@@ -17827,7 +17827,7 @@
             <w:pPr>
               <w:spacing w:after="20" w:before="0"/>
             </w:pPr>
-            <w:hyperlink w:history="1" r:id="rId9opn3m-c7_hmbdnztu80q">
+            <w:hyperlink w:history="1" r:id="rIdcirvha69sl1nbmvvqlj3-">
               <w:r>
                 <w:rPr>
                   <w:rFonts w:ascii="Arial" w:cs="Arial" w:eastAsia="Arial" w:hAnsi="Arial"/>
@@ -17860,7 +17860,7 @@
               <w:spacing w:after="10" w:before="0"/>
               <w:ind w:left="120"/>
             </w:pPr>
-            <w:hyperlink w:history="1" r:id="rIdmrhp3o56femyngd0xic0h">
+            <w:hyperlink w:history="1" r:id="rIdqdh5mxhecm6_pvxz7hhbv">
               <w:r>
                 <w:rPr>
                   <w:rFonts w:ascii="Arial" w:cs="Arial" w:eastAsia="Arial" w:hAnsi="Arial"/>
@@ -17905,7 +17905,7 @@
             <w:pPr>
               <w:spacing w:after="20" w:before="0"/>
             </w:pPr>
-            <w:hyperlink w:history="1" r:id="rIdj8xkjttrjmhew9h3m48c6">
+            <w:hyperlink w:history="1" r:id="rIdbdtqx58abpnnjqgmbjtda">
               <w:r>
                 <w:rPr>
                   <w:rFonts w:ascii="Arial" w:cs="Arial" w:eastAsia="Arial" w:hAnsi="Arial"/>
@@ -17938,7 +17938,7 @@
               <w:spacing w:after="10" w:before="0"/>
               <w:ind w:left="120"/>
             </w:pPr>
-            <w:hyperlink w:history="1" r:id="rIdrrnsuvyfpdnq_rjjrvdcq">
+            <w:hyperlink w:history="1" r:id="rIds-fvcyp4tlqlll0s4q4ep">
               <w:r>
                 <w:rPr>
                   <w:rFonts w:ascii="Arial" w:cs="Arial" w:eastAsia="Arial" w:hAnsi="Arial"/>
@@ -18138,7 +18138,7 @@
             <w:pPr>
               <w:spacing w:after="20" w:before="0"/>
             </w:pPr>
-            <w:hyperlink w:history="1" r:id="rIdaz9lso2kaw4otxl3bkvvu">
+            <w:hyperlink w:history="1" r:id="rId-8qhcesi4vqmqbp6ylxhp">
               <w:r>
                 <w:rPr>
                   <w:rFonts w:ascii="Arial" w:cs="Arial" w:eastAsia="Arial" w:hAnsi="Arial"/>
@@ -18171,7 +18171,7 @@
               <w:spacing w:after="10" w:before="0"/>
               <w:ind w:left="120"/>
             </w:pPr>
-            <w:hyperlink w:history="1" r:id="rIdqr6ss9rlixlkwwfjmh7xl">
+            <w:hyperlink w:history="1" r:id="rIdw2frghujmc-k5cdwi1klv">
               <w:r>
                 <w:rPr>
                   <w:rFonts w:ascii="Arial" w:cs="Arial" w:eastAsia="Arial" w:hAnsi="Arial"/>
@@ -18216,7 +18216,7 @@
             <w:pPr>
               <w:spacing w:after="20" w:before="0"/>
             </w:pPr>
-            <w:hyperlink w:history="1" r:id="rIduim2euluymbq3dnej56of">
+            <w:hyperlink w:history="1" r:id="rIdou9e3ddroawjqexprxjvv">
               <w:r>
                 <w:rPr>
                   <w:rFonts w:ascii="Arial" w:cs="Arial" w:eastAsia="Arial" w:hAnsi="Arial"/>
@@ -18249,7 +18249,7 @@
               <w:spacing w:after="10" w:before="0"/>
               <w:ind w:left="120"/>
             </w:pPr>
-            <w:hyperlink w:history="1" r:id="rId0y--4z-d0clz43bhiqkfc">
+            <w:hyperlink w:history="1" r:id="rId-d4fi1-7tnxmdoscxwekz">
               <w:r>
                 <w:rPr>
                   <w:rFonts w:ascii="Arial" w:cs="Arial" w:eastAsia="Arial" w:hAnsi="Arial"/>
@@ -18449,7 +18449,7 @@
             <w:pPr>
               <w:spacing w:after="20" w:before="0"/>
             </w:pPr>
-            <w:hyperlink w:history="1" r:id="rId1dazixavojcvi95_vaopd">
+            <w:hyperlink w:history="1" r:id="rIdr3zk1dzkjdopun1gfhfmz">
               <w:r>
                 <w:rPr>
                   <w:rFonts w:ascii="Arial" w:cs="Arial" w:eastAsia="Arial" w:hAnsi="Arial"/>
@@ -18498,7 +18498,7 @@
               <w:spacing w:after="10" w:before="0"/>
               <w:ind w:left="120"/>
             </w:pPr>
-            <w:hyperlink w:history="1" r:id="rIdhu7l8txugcyvlukyur9rr">
+            <w:hyperlink w:history="1" r:id="rIdemhas9bz3fnmmmzy0oops">
               <w:r>
                 <w:rPr>
                   <w:rFonts w:ascii="Arial" w:cs="Arial" w:eastAsia="Arial" w:hAnsi="Arial"/>
@@ -18543,7 +18543,7 @@
             <w:pPr>
               <w:spacing w:after="20" w:before="0"/>
             </w:pPr>
-            <w:hyperlink w:history="1" r:id="rIdrtugavcdux9baur-47mqq">
+            <w:hyperlink w:history="1" r:id="rIdkocnn33mkdvkjtpl58nbq">
               <w:r>
                 <w:rPr>
                   <w:rFonts w:ascii="Arial" w:cs="Arial" w:eastAsia="Arial" w:hAnsi="Arial"/>
@@ -18592,7 +18592,7 @@
               <w:spacing w:after="10" w:before="0"/>
               <w:ind w:left="120"/>
             </w:pPr>
-            <w:hyperlink w:history="1" r:id="rIdrajcqntozbtxan-kaolv9">
+            <w:hyperlink w:history="1" r:id="rIdcfy0hhr4cttkj6cvyphbn">
               <w:r>
                 <w:rPr>
                   <w:rFonts w:ascii="Arial" w:cs="Arial" w:eastAsia="Arial" w:hAnsi="Arial"/>
@@ -19257,7 +19257,7 @@
         </w:rPr>
         <w:t xml:space="preserve">© 2026 SeaVuria and ARES. Aligned with KICD objectives. Developed by SeaVuria; technical implementation by ARES (with AI assistance from Claude). Licensed under </w:t>
       </w:r>
-      <w:hyperlink w:history="1" r:id="rIdhcofkpolfwef0xv-e_tul">
+      <w:hyperlink w:history="1" r:id="rIdjgszro2bkhdqodctfqpv-">
         <w:r>
           <w:rPr>
             <w:rFonts w:ascii="Arial" w:cs="Arial" w:eastAsia="Arial" w:hAnsi="Arial"/>
@@ -19278,7 +19278,7 @@
         </w:rPr>
         <w:t xml:space="preserve"> (</w:t>
       </w:r>
-      <w:hyperlink w:history="1" r:id="rId7bt2qem2l1cghcnpl-wrh">
+      <w:hyperlink w:history="1" r:id="rIdxa0k_mkrnm9es1fxfclu5">
         <w:r>
           <w:rPr>
             <w:rFonts w:ascii="Arial" w:cs="Arial" w:eastAsia="Arial" w:hAnsi="Arial"/>
@@ -20318,7 +20318,7 @@
             <w:pPr>
               <w:spacing w:after="20" w:before="0"/>
             </w:pPr>
-            <w:hyperlink w:history="1" r:id="rIdytp0idvzm9t8os8vor1ws">
+            <w:hyperlink w:history="1" r:id="rIdnpmpiqiwabauoe8np99te">
               <w:r>
                 <w:rPr>
                   <w:rFonts w:ascii="Arial" w:cs="Arial" w:eastAsia="Arial" w:hAnsi="Arial"/>
@@ -20351,7 +20351,7 @@
               <w:spacing w:after="10" w:before="0"/>
               <w:ind w:left="120"/>
             </w:pPr>
-            <w:hyperlink w:history="1" r:id="rIdr5nn7te5vxzf7o12svgps">
+            <w:hyperlink w:history="1" r:id="rIdbzmgxxl17iibv_u-xwgjc">
               <w:r>
                 <w:rPr>
                   <w:rFonts w:ascii="Arial" w:cs="Arial" w:eastAsia="Arial" w:hAnsi="Arial"/>
@@ -20396,7 +20396,7 @@
             <w:pPr>
               <w:spacing w:after="20" w:before="0"/>
             </w:pPr>
-            <w:hyperlink w:history="1" r:id="rIdxrzhaabnpizffdvdagygj">
+            <w:hyperlink w:history="1" r:id="rId_7hn7qil_b_xz3bzzduvs">
               <w:r>
                 <w:rPr>
                   <w:rFonts w:ascii="Arial" w:cs="Arial" w:eastAsia="Arial" w:hAnsi="Arial"/>
@@ -20429,7 +20429,7 @@
               <w:spacing w:after="10" w:before="0"/>
               <w:ind w:left="120"/>
             </w:pPr>
-            <w:hyperlink w:history="1" r:id="rIdswdl4znkkij_rl3gwjp2c">
+            <w:hyperlink w:history="1" r:id="rIdgu6e_zsnddtc650a21fkd">
               <w:r>
                 <w:rPr>
                   <w:rFonts w:ascii="Arial" w:cs="Arial" w:eastAsia="Arial" w:hAnsi="Arial"/>
@@ -20709,7 +20709,7 @@
             <w:pPr>
               <w:spacing w:after="20" w:before="0"/>
             </w:pPr>
-            <w:hyperlink w:history="1" r:id="rIddur5egruhujd4tfldggn3">
+            <w:hyperlink w:history="1" r:id="rIdtok7mzrndtijkwiiofdze">
               <w:r>
                 <w:rPr>
                   <w:rFonts w:ascii="Arial" w:cs="Arial" w:eastAsia="Arial" w:hAnsi="Arial"/>
@@ -20742,7 +20742,7 @@
               <w:spacing w:after="10" w:before="0"/>
               <w:ind w:left="120"/>
             </w:pPr>
-            <w:hyperlink w:history="1" r:id="rIdlunvybbveu8xxlktwz0cd">
+            <w:hyperlink w:history="1" r:id="rId96rg70kmvwjs_fupx9hjh">
               <w:r>
                 <w:rPr>
                   <w:rFonts w:ascii="Arial" w:cs="Arial" w:eastAsia="Arial" w:hAnsi="Arial"/>
@@ -20787,7 +20787,7 @@
             <w:pPr>
               <w:spacing w:after="20" w:before="0"/>
             </w:pPr>
-            <w:hyperlink w:history="1" r:id="rIdkiuybhrqmtpkocvpk9a98">
+            <w:hyperlink w:history="1" r:id="rIdcsxiw2e9h-ilbdndfehs0">
               <w:r>
                 <w:rPr>
                   <w:rFonts w:ascii="Arial" w:cs="Arial" w:eastAsia="Arial" w:hAnsi="Arial"/>
@@ -20820,7 +20820,7 @@
               <w:spacing w:after="10" w:before="0"/>
               <w:ind w:left="120"/>
             </w:pPr>
-            <w:hyperlink w:history="1" r:id="rIdto7qkznqrsureprqi4g4q">
+            <w:hyperlink w:history="1" r:id="rId8_b54rfsj2pkm54svroh7">
               <w:r>
                 <w:rPr>
                   <w:rFonts w:ascii="Arial" w:cs="Arial" w:eastAsia="Arial" w:hAnsi="Arial"/>
@@ -21360,7 +21360,7 @@
             <w:pPr>
               <w:spacing w:after="20" w:before="0"/>
             </w:pPr>
-            <w:hyperlink w:history="1" r:id="rIdkdgtxz-ssiitgckocadx9">
+            <w:hyperlink w:history="1" r:id="rIdkgsot9ozvab0qdvjbkvxc">
               <w:r>
                 <w:rPr>
                   <w:rFonts w:ascii="Arial" w:cs="Arial" w:eastAsia="Arial" w:hAnsi="Arial"/>
@@ -21409,7 +21409,7 @@
               <w:spacing w:after="10" w:before="0"/>
               <w:ind w:left="120"/>
             </w:pPr>
-            <w:hyperlink w:history="1" r:id="rIdcmrspx3eapwvjf3le5mpm">
+            <w:hyperlink w:history="1" r:id="rId6ecsfuvoopujsxedqsxap">
               <w:r>
                 <w:rPr>
                   <w:rFonts w:ascii="Arial" w:cs="Arial" w:eastAsia="Arial" w:hAnsi="Arial"/>
@@ -21454,7 +21454,7 @@
             <w:pPr>
               <w:spacing w:after="20" w:before="0"/>
             </w:pPr>
-            <w:hyperlink w:history="1" r:id="rIdjpxp2pgqfzprczkysyxsh">
+            <w:hyperlink w:history="1" r:id="rIdwgdq6by75-5sg0wi9krqc">
               <w:r>
                 <w:rPr>
                   <w:rFonts w:ascii="Arial" w:cs="Arial" w:eastAsia="Arial" w:hAnsi="Arial"/>
@@ -21487,7 +21487,7 @@
               <w:spacing w:after="10" w:before="0"/>
               <w:ind w:left="120"/>
             </w:pPr>
-            <w:hyperlink w:history="1" r:id="rIdi2bils6uksjbjvk6jig-b">
+            <w:hyperlink w:history="1" r:id="rId3xedtbx73bq1oddlzrt6q">
               <w:r>
                 <w:rPr>
                   <w:rFonts w:ascii="Arial" w:cs="Arial" w:eastAsia="Arial" w:hAnsi="Arial"/>
@@ -22047,7 +22047,7 @@
             <w:pPr>
               <w:spacing w:after="20" w:before="0"/>
             </w:pPr>
-            <w:hyperlink w:history="1" r:id="rId9jb8rqyyc-s3vd4-mh4jy">
+            <w:hyperlink w:history="1" r:id="rIdaphowfgxnmtfmxz9lsxus">
               <w:r>
                 <w:rPr>
                   <w:rFonts w:ascii="Arial" w:cs="Arial" w:eastAsia="Arial" w:hAnsi="Arial"/>
@@ -22080,7 +22080,7 @@
               <w:spacing w:after="10" w:before="0"/>
               <w:ind w:left="120"/>
             </w:pPr>
-            <w:hyperlink w:history="1" r:id="rId3lzoarv7nxm3i1bh0-jz6">
+            <w:hyperlink w:history="1" r:id="rIdftvnsnxrnohjjz2u21dgf">
               <w:r>
                 <w:rPr>
                   <w:rFonts w:ascii="Arial" w:cs="Arial" w:eastAsia="Arial" w:hAnsi="Arial"/>
@@ -22125,7 +22125,7 @@
             <w:pPr>
               <w:spacing w:after="20" w:before="0"/>
             </w:pPr>
-            <w:hyperlink w:history="1" r:id="rIdgc96wsvcxgnseal290_kp">
+            <w:hyperlink w:history="1" r:id="rIdyh7erz871bycfkpohqqnl">
               <w:r>
                 <w:rPr>
                   <w:rFonts w:ascii="Arial" w:cs="Arial" w:eastAsia="Arial" w:hAnsi="Arial"/>
@@ -22158,7 +22158,7 @@
               <w:spacing w:after="10" w:before="0"/>
               <w:ind w:left="120"/>
             </w:pPr>
-            <w:hyperlink w:history="1" r:id="rIdoynofgkqf_9jpu8puxylf">
+            <w:hyperlink w:history="1" r:id="rIddj-roewt8b4n-ddujtni4">
               <w:r>
                 <w:rPr>
                   <w:rFonts w:ascii="Arial" w:cs="Arial" w:eastAsia="Arial" w:hAnsi="Arial"/>
@@ -22418,7 +22418,7 @@
             <w:pPr>
               <w:spacing w:after="20" w:before="0"/>
             </w:pPr>
-            <w:hyperlink w:history="1" r:id="rIdoidftr6bg2qe2hl6h_rzl">
+            <w:hyperlink w:history="1" r:id="rIdputphifhkh6cbzx9tj6bu">
               <w:r>
                 <w:rPr>
                   <w:rFonts w:ascii="Arial" w:cs="Arial" w:eastAsia="Arial" w:hAnsi="Arial"/>
@@ -22451,7 +22451,7 @@
               <w:spacing w:after="10" w:before="0"/>
               <w:ind w:left="120"/>
             </w:pPr>
-            <w:hyperlink w:history="1" r:id="rId9ln26uyqoq0lxcfwerimj">
+            <w:hyperlink w:history="1" r:id="rId0ly33_dukzyy8yeppf0za">
               <w:r>
                 <w:rPr>
                   <w:rFonts w:ascii="Arial" w:cs="Arial" w:eastAsia="Arial" w:hAnsi="Arial"/>
@@ -22496,7 +22496,7 @@
             <w:pPr>
               <w:spacing w:after="20" w:before="0"/>
             </w:pPr>
-            <w:hyperlink w:history="1" r:id="rIdwqmfate2lq1gljnyehjj8">
+            <w:hyperlink w:history="1" r:id="rIdetgyj6utwoh_606t9e_bk">
               <w:r>
                 <w:rPr>
                   <w:rFonts w:ascii="Arial" w:cs="Arial" w:eastAsia="Arial" w:hAnsi="Arial"/>
@@ -22529,7 +22529,7 @@
               <w:spacing w:after="10" w:before="0"/>
               <w:ind w:left="120"/>
             </w:pPr>
-            <w:hyperlink w:history="1" r:id="rIdeoppm7wy8ps_25q5d9hyq">
+            <w:hyperlink w:history="1" r:id="rIdmsakaig8sd8dvj8kkp7i7">
               <w:r>
                 <w:rPr>
                   <w:rFonts w:ascii="Arial" w:cs="Arial" w:eastAsia="Arial" w:hAnsi="Arial"/>
@@ -23314,7 +23314,7 @@
         </w:rPr>
         <w:t xml:space="preserve">© 2026 SeaVuria and ARES. Aligned with KICD objectives. Developed by SeaVuria; technical implementation by ARES (with AI assistance from Claude). Licensed under </w:t>
       </w:r>
-      <w:hyperlink w:history="1" r:id="rId6g9bbg9b86docilgajjyx">
+      <w:hyperlink w:history="1" r:id="rId8x1gdukm9ovdpa6p6lhoo">
         <w:r>
           <w:rPr>
             <w:rFonts w:ascii="Arial" w:cs="Arial" w:eastAsia="Arial" w:hAnsi="Arial"/>
@@ -23335,7 +23335,7 @@
         </w:rPr>
         <w:t xml:space="preserve"> (</w:t>
       </w:r>
-      <w:hyperlink w:history="1" r:id="rIdqslqztg41azggmakky0co">
+      <w:hyperlink w:history="1" r:id="rIdpmsf-b2qb_roisk8_fwoa">
         <w:r>
           <w:rPr>
             <w:rFonts w:ascii="Arial" w:cs="Arial" w:eastAsia="Arial" w:hAnsi="Arial"/>
@@ -24375,7 +24375,7 @@
             <w:pPr>
               <w:spacing w:after="20" w:before="0"/>
             </w:pPr>
-            <w:hyperlink w:history="1" r:id="rIdaaslwxhmd3yrmwtugrb2j">
+            <w:hyperlink w:history="1" r:id="rIdhgir0nfus4wxg6abt_dfy">
               <w:r>
                 <w:rPr>
                   <w:rFonts w:ascii="Arial" w:cs="Arial" w:eastAsia="Arial" w:hAnsi="Arial"/>
@@ -24408,7 +24408,7 @@
               <w:spacing w:after="10" w:before="0"/>
               <w:ind w:left="120"/>
             </w:pPr>
-            <w:hyperlink w:history="1" r:id="rIdaueoytp4aekcmwptgedzg">
+            <w:hyperlink w:history="1" r:id="rIdllmhntft66fo7dbbhgemo">
               <w:r>
                 <w:rPr>
                   <w:rFonts w:ascii="Arial" w:cs="Arial" w:eastAsia="Arial" w:hAnsi="Arial"/>
@@ -24453,7 +24453,7 @@
             <w:pPr>
               <w:spacing w:after="20" w:before="0"/>
             </w:pPr>
-            <w:hyperlink w:history="1" r:id="rIdt42q9hv_judb3d8xlwwk2">
+            <w:hyperlink w:history="1" r:id="rId375hsbshbl_b3snle9ofo">
               <w:r>
                 <w:rPr>
                   <w:rFonts w:ascii="Arial" w:cs="Arial" w:eastAsia="Arial" w:hAnsi="Arial"/>
@@ -24486,7 +24486,7 @@
               <w:spacing w:after="10" w:before="0"/>
               <w:ind w:left="120"/>
             </w:pPr>
-            <w:hyperlink w:history="1" r:id="rIdhak_-4v2fsx3hvgl2wgr0">
+            <w:hyperlink w:history="1" r:id="rIdqoexdlwrzrib95sgkb_la">
               <w:r>
                 <w:rPr>
                   <w:rFonts w:ascii="Arial" w:cs="Arial" w:eastAsia="Arial" w:hAnsi="Arial"/>
@@ -24686,7 +24686,7 @@
             <w:pPr>
               <w:spacing w:after="20" w:before="0"/>
             </w:pPr>
-            <w:hyperlink w:history="1" r:id="rId2f2wfkhe0r-pklshnsxsb">
+            <w:hyperlink w:history="1" r:id="rIdelyxtgtrr4ybot8i_pifk">
               <w:r>
                 <w:rPr>
                   <w:rFonts w:ascii="Arial" w:cs="Arial" w:eastAsia="Arial" w:hAnsi="Arial"/>
@@ -24719,7 +24719,7 @@
               <w:spacing w:after="10" w:before="0"/>
               <w:ind w:left="120"/>
             </w:pPr>
-            <w:hyperlink w:history="1" r:id="rId2vnw8yi7iohxifidgm67i">
+            <w:hyperlink w:history="1" r:id="rIdl8gkltgslqyninpj6gtbh">
               <w:r>
                 <w:rPr>
                   <w:rFonts w:ascii="Arial" w:cs="Arial" w:eastAsia="Arial" w:hAnsi="Arial"/>
@@ -24764,7 +24764,7 @@
             <w:pPr>
               <w:spacing w:after="20" w:before="0"/>
             </w:pPr>
-            <w:hyperlink w:history="1" r:id="rIddwfa5w3vyphhbjss3qk0v">
+            <w:hyperlink w:history="1" r:id="rIdnnxhd4sfckaqdhlzqilfu">
               <w:r>
                 <w:rPr>
                   <w:rFonts w:ascii="Arial" w:cs="Arial" w:eastAsia="Arial" w:hAnsi="Arial"/>
@@ -24797,7 +24797,7 @@
               <w:spacing w:after="10" w:before="0"/>
               <w:ind w:left="120"/>
             </w:pPr>
-            <w:hyperlink w:history="1" r:id="rIdmq--yj7qxlezsz8qrtslp">
+            <w:hyperlink w:history="1" r:id="rIdwqpjvxmbtsjyeeoz4d2st">
               <w:r>
                 <w:rPr>
                   <w:rFonts w:ascii="Arial" w:cs="Arial" w:eastAsia="Arial" w:hAnsi="Arial"/>
@@ -24997,7 +24997,7 @@
             <w:pPr>
               <w:spacing w:after="20" w:before="0"/>
             </w:pPr>
-            <w:hyperlink w:history="1" r:id="rIdufd1pc4djtzozxruwqpdw">
+            <w:hyperlink w:history="1" r:id="rIdgeed9cif1njhsguvzm_uz">
               <w:r>
                 <w:rPr>
                   <w:rFonts w:ascii="Arial" w:cs="Arial" w:eastAsia="Arial" w:hAnsi="Arial"/>
@@ -25030,7 +25030,7 @@
               <w:spacing w:after="10" w:before="0"/>
               <w:ind w:left="120"/>
             </w:pPr>
-            <w:hyperlink w:history="1" r:id="rId6mpk_4sx0s8q49cshevsf">
+            <w:hyperlink w:history="1" r:id="rId17xadfpkumufj21vyqcyb">
               <w:r>
                 <w:rPr>
                   <w:rFonts w:ascii="Arial" w:cs="Arial" w:eastAsia="Arial" w:hAnsi="Arial"/>
@@ -25075,7 +25075,7 @@
             <w:pPr>
               <w:spacing w:after="20" w:before="0"/>
             </w:pPr>
-            <w:hyperlink w:history="1" r:id="rIdqe1scp6abccvln9jdzj3r">
+            <w:hyperlink w:history="1" r:id="rIdpt3_owilgq7pj1jrjkcid">
               <w:r>
                 <w:rPr>
                   <w:rFonts w:ascii="Arial" w:cs="Arial" w:eastAsia="Arial" w:hAnsi="Arial"/>
@@ -25124,7 +25124,7 @@
               <w:spacing w:after="10" w:before="0"/>
               <w:ind w:left="120"/>
             </w:pPr>
-            <w:hyperlink w:history="1" r:id="rIdoxk3jbou4cboph5hoee8z">
+            <w:hyperlink w:history="1" r:id="rIdlb1satxt_uvkbcjitdds_">
               <w:r>
                 <w:rPr>
                   <w:rFonts w:ascii="Arial" w:cs="Arial" w:eastAsia="Arial" w:hAnsi="Arial"/>
@@ -25324,7 +25324,7 @@
             <w:pPr>
               <w:spacing w:after="20" w:before="0"/>
             </w:pPr>
-            <w:hyperlink w:history="1" r:id="rIdkwzme2laxfrzjfmh0aki8">
+            <w:hyperlink w:history="1" r:id="rIdrgpp1jtuzbnxlzlkso8rb">
               <w:r>
                 <w:rPr>
                   <w:rFonts w:ascii="Arial" w:cs="Arial" w:eastAsia="Arial" w:hAnsi="Arial"/>
@@ -25357,7 +25357,7 @@
               <w:spacing w:after="10" w:before="0"/>
               <w:ind w:left="120"/>
             </w:pPr>
-            <w:hyperlink w:history="1" r:id="rIdfujz9visj86ib2php-sbg">
+            <w:hyperlink w:history="1" r:id="rIdcgcvgfcr1o9n2reabl-2i">
               <w:r>
                 <w:rPr>
                   <w:rFonts w:ascii="Arial" w:cs="Arial" w:eastAsia="Arial" w:hAnsi="Arial"/>
@@ -25402,7 +25402,7 @@
             <w:pPr>
               <w:spacing w:after="20" w:before="0"/>
             </w:pPr>
-            <w:hyperlink w:history="1" r:id="rIdldjys4j1l9fzsm1yu6jed">
+            <w:hyperlink w:history="1" r:id="rIdi3iyqfypdd5zka3qy52is">
               <w:r>
                 <w:rPr>
                   <w:rFonts w:ascii="Arial" w:cs="Arial" w:eastAsia="Arial" w:hAnsi="Arial"/>
@@ -25451,7 +25451,7 @@
               <w:spacing w:after="10" w:before="0"/>
               <w:ind w:left="120"/>
             </w:pPr>
-            <w:hyperlink w:history="1" r:id="rIdz7tx9wk1sdzq8lhhehqci">
+            <w:hyperlink w:history="1" r:id="rIdcbw_hfgyu67wmdbdr1isj">
               <w:r>
                 <w:rPr>
                   <w:rFonts w:ascii="Arial" w:cs="Arial" w:eastAsia="Arial" w:hAnsi="Arial"/>
@@ -25651,7 +25651,7 @@
             <w:pPr>
               <w:spacing w:after="20" w:before="0"/>
             </w:pPr>
-            <w:hyperlink w:history="1" r:id="rIdkykkng8xoi9agf8xjetm8">
+            <w:hyperlink w:history="1" r:id="rId5l5r5tj8spo3-a6gg2-nn">
               <w:r>
                 <w:rPr>
                   <w:rFonts w:ascii="Arial" w:cs="Arial" w:eastAsia="Arial" w:hAnsi="Arial"/>
@@ -25700,7 +25700,7 @@
               <w:spacing w:after="10" w:before="0"/>
               <w:ind w:left="120"/>
             </w:pPr>
-            <w:hyperlink w:history="1" r:id="rIdofeq5ku4hblfm8ppcqctv">
+            <w:hyperlink w:history="1" r:id="rId1dhnsopm31sm5-8j9twm8">
               <w:r>
                 <w:rPr>
                   <w:rFonts w:ascii="Arial" w:cs="Arial" w:eastAsia="Arial" w:hAnsi="Arial"/>
@@ -25745,7 +25745,7 @@
             <w:pPr>
               <w:spacing w:after="20" w:before="0"/>
             </w:pPr>
-            <w:hyperlink w:history="1" r:id="rIdgvnpds8xo8uei-f9emdfd">
+            <w:hyperlink w:history="1" r:id="rIdipblalfaguz6yuo6jglg2">
               <w:r>
                 <w:rPr>
                   <w:rFonts w:ascii="Arial" w:cs="Arial" w:eastAsia="Arial" w:hAnsi="Arial"/>
@@ -25794,7 +25794,7 @@
               <w:spacing w:after="10" w:before="0"/>
               <w:ind w:left="120"/>
             </w:pPr>
-            <w:hyperlink w:history="1" r:id="rIdedqcdyfjbeiw90wxuyk3d">
+            <w:hyperlink w:history="1" r:id="rIdq0pk9k7vkd45qkaruvxzl">
               <w:r>
                 <w:rPr>
                   <w:rFonts w:ascii="Arial" w:cs="Arial" w:eastAsia="Arial" w:hAnsi="Arial"/>
@@ -26519,7 +26519,7 @@
         </w:rPr>
         <w:t xml:space="preserve">© 2026 SeaVuria and ARES. Aligned with KICD objectives. Developed by SeaVuria; technical implementation by ARES (with AI assistance from Claude). Licensed under </w:t>
       </w:r>
-      <w:hyperlink w:history="1" r:id="rIdrow0zjlhdtbpepoyeve5z">
+      <w:hyperlink w:history="1" r:id="rId3ztwpdkrxx3beatz5bkms">
         <w:r>
           <w:rPr>
             <w:rFonts w:ascii="Arial" w:cs="Arial" w:eastAsia="Arial" w:hAnsi="Arial"/>
@@ -26540,7 +26540,7 @@
         </w:rPr>
         <w:t xml:space="preserve"> (</w:t>
       </w:r>
-      <w:hyperlink w:history="1" r:id="rIdidnr3j0axezo7k3lrlt_l">
+      <w:hyperlink w:history="1" r:id="rIdlbgjlzhc0joyxmn7-h4fl">
         <w:r>
           <w:rPr>
             <w:rFonts w:ascii="Arial" w:cs="Arial" w:eastAsia="Arial" w:hAnsi="Arial"/>
